--- a/B/A_Report.docx
+++ b/B/A_Report.docx
@@ -2733,16 +2733,7 @@
           <w:rFonts w:hint="eastAsia" w:eastAsia="宋体"/>
           <w:lang w:val="en-US" w:eastAsia="zh-CN"/>
         </w:rPr>
-        <w:t>三个投</w:t>
-      </w:r>
-      <w:bookmarkStart w:id="0" w:name="_GoBack"/>
-      <w:bookmarkEnd w:id="0"/>
-      <w:r>
-        <w:rPr>
-          <w:rFonts w:hint="eastAsia" w:eastAsia="宋体"/>
-          <w:lang w:val="en-US" w:eastAsia="zh-CN"/>
-        </w:rPr>
-        <w:t>影平面 (XY/XZ/YZ) 共同验证了模型在3D空间学习到了复杂曲面。</w:t>
+        <w:t>三个投影平面 (XY/XZ/YZ) 共同验证了模型在3D空间学习到了复杂曲面。</w:t>
       </w:r>
     </w:p>
     <w:p>
@@ -2798,99 +2789,23 @@
         <w:spacing w:line="309" w:lineRule="auto"/>
         <w:ind w:left="211" w:right="206"/>
         <w:jc w:val="center"/>
-      </w:pPr>
-      <w:r>
-        <w:t>By good scientific writing in right format, it can express you idea of research clearly to others,</w:t>
-      </w:r>
-      <w:r>
-        <w:rPr>
-          <w:spacing w:val="-50"/>
-        </w:rPr>
-        <w:t xml:space="preserve"> </w:t>
-      </w:r>
-      <w:r>
-        <w:t>therefore,</w:t>
-      </w:r>
-      <w:r>
-        <w:rPr>
-          <w:spacing w:val="-1"/>
-        </w:rPr>
-        <w:t xml:space="preserve"> </w:t>
-      </w:r>
-      <w:r>
-        <w:t>we</w:t>
-      </w:r>
-      <w:r>
-        <w:rPr>
-          <w:spacing w:val="-3"/>
-        </w:rPr>
-        <w:t xml:space="preserve"> </w:t>
-      </w:r>
-      <w:r>
-        <w:t>need</w:t>
-      </w:r>
-      <w:r>
-        <w:rPr>
-          <w:spacing w:val="-2"/>
-        </w:rPr>
-        <w:t xml:space="preserve"> </w:t>
-      </w:r>
-      <w:r>
-        <w:t>to</w:t>
-      </w:r>
-      <w:r>
-        <w:rPr>
-          <w:spacing w:val="-1"/>
-        </w:rPr>
-        <w:t xml:space="preserve"> </w:t>
-      </w:r>
-      <w:r>
-        <w:t>learn how</w:t>
-      </w:r>
-      <w:r>
-        <w:rPr>
-          <w:spacing w:val="1"/>
-        </w:rPr>
-        <w:t xml:space="preserve"> </w:t>
-      </w:r>
-      <w:r>
-        <w:t>to</w:t>
-      </w:r>
-      <w:r>
-        <w:rPr>
-          <w:spacing w:val="-4"/>
-        </w:rPr>
-        <w:t xml:space="preserve"> </w:t>
-      </w:r>
-      <w:r>
-        <w:t>write a good</w:t>
-      </w:r>
-      <w:r>
-        <w:rPr>
-          <w:spacing w:val="-1"/>
-        </w:rPr>
-        <w:t xml:space="preserve"> </w:t>
-      </w:r>
-      <w:r>
-        <w:t>report</w:t>
-      </w:r>
-      <w:r>
-        <w:rPr>
-          <w:spacing w:val="-1"/>
-        </w:rPr>
-        <w:t xml:space="preserve"> </w:t>
-      </w:r>
-      <w:r>
-        <w:t>and even a</w:t>
-      </w:r>
-      <w:r>
-        <w:rPr>
-          <w:spacing w:val="-4"/>
-        </w:rPr>
-        <w:t xml:space="preserve"> </w:t>
-      </w:r>
-      <w:r>
-        <w:t>paper.</w:t>
+        <w:rPr>
+          <w:rFonts w:hint="eastAsia" w:eastAsia="宋体"/>
+          <w:lang w:val="en-US" w:eastAsia="zh-CN"/>
+        </w:rPr>
+      </w:pPr>
+      <w:r>
+        <w:rPr>
+          <w:rFonts w:hint="eastAsia"/>
+        </w:rPr>
+        <w:t>算法性能高度依赖数据分布。对于非线性流形 + 噪声的典型场景，核方法（尤其是 RBF）和集成学习展现了强大的适应性</w:t>
+      </w:r>
+      <w:r>
+        <w:rPr>
+          <w:rFonts w:hint="eastAsia" w:eastAsia="宋体"/>
+          <w:lang w:val="en-US" w:eastAsia="zh-CN"/>
+        </w:rPr>
+        <w:t>.</w:t>
       </w:r>
     </w:p>
     <w:p>
@@ -2945,215 +2860,31 @@
           <w:sz w:val="38"/>
         </w:rPr>
       </w:pPr>
-    </w:p>
-    <w:p>
-      <w:pPr>
-        <w:pStyle w:val="4"/>
-        <w:spacing w:line="264" w:lineRule="auto"/>
-        <w:ind w:left="120"/>
-      </w:pPr>
-      <w:r>
-        <w:t>[1]</w:t>
-      </w:r>
-      <w:r>
-        <w:rPr>
-          <w:spacing w:val="-4"/>
-        </w:rPr>
-        <w:t xml:space="preserve"> </w:t>
-      </w:r>
-      <w:r>
-        <w:t>Zenchang</w:t>
-      </w:r>
-      <w:r>
-        <w:rPr>
-          <w:spacing w:val="-5"/>
-        </w:rPr>
-        <w:t xml:space="preserve"> </w:t>
-      </w:r>
-      <w:r>
-        <w:t>Qin</w:t>
-      </w:r>
-      <w:r>
-        <w:rPr>
-          <w:spacing w:val="-2"/>
-        </w:rPr>
-        <w:t xml:space="preserve"> </w:t>
-      </w:r>
-      <w:r>
-        <w:t>and</w:t>
-      </w:r>
-      <w:r>
-        <w:rPr>
-          <w:spacing w:val="-3"/>
-        </w:rPr>
-        <w:t xml:space="preserve"> </w:t>
-      </w:r>
-      <w:r>
-        <w:t>Lao</w:t>
-      </w:r>
-      <w:r>
-        <w:rPr>
-          <w:spacing w:val="-9"/>
-        </w:rPr>
-        <w:t xml:space="preserve"> </w:t>
-      </w:r>
-      <w:r>
-        <w:t>Wang</w:t>
-      </w:r>
-      <w:r>
-        <w:rPr>
-          <w:spacing w:val="-2"/>
-        </w:rPr>
-        <w:t xml:space="preserve"> </w:t>
-      </w:r>
-      <w:r>
-        <w:t>(2023)</w:t>
-      </w:r>
-      <w:r>
-        <w:rPr>
-          <w:rFonts w:hint="eastAsia" w:ascii="等线" w:eastAsia="等线"/>
-        </w:rPr>
-        <w:t>，</w:t>
-      </w:r>
-      <w:r>
-        <w:t>How</w:t>
-      </w:r>
-      <w:r>
-        <w:rPr>
-          <w:spacing w:val="-2"/>
-        </w:rPr>
-        <w:t xml:space="preserve"> </w:t>
-      </w:r>
-      <w:r>
-        <w:t>to</w:t>
-      </w:r>
-      <w:r>
-        <w:rPr>
-          <w:spacing w:val="-2"/>
-        </w:rPr>
-        <w:t xml:space="preserve"> </w:t>
-      </w:r>
-      <w:r>
-        <w:t>learn</w:t>
-      </w:r>
-      <w:r>
-        <w:rPr>
-          <w:spacing w:val="-5"/>
-        </w:rPr>
-        <w:t xml:space="preserve"> </w:t>
-      </w:r>
-      <w:r>
-        <w:t>deep</w:t>
-      </w:r>
-      <w:r>
-        <w:rPr>
-          <w:spacing w:val="-3"/>
-        </w:rPr>
-        <w:t xml:space="preserve"> </w:t>
-      </w:r>
-      <w:r>
-        <w:t>learning?</w:t>
-      </w:r>
-      <w:r>
-        <w:rPr>
-          <w:spacing w:val="-5"/>
-        </w:rPr>
-        <w:t xml:space="preserve"> </w:t>
-      </w:r>
-      <w:r>
-        <w:t>Journal</w:t>
-      </w:r>
-      <w:r>
-        <w:rPr>
-          <w:spacing w:val="-3"/>
-        </w:rPr>
-        <w:t xml:space="preserve"> </w:t>
-      </w:r>
-      <w:r>
-        <w:t>of</w:t>
-      </w:r>
-      <w:r>
-        <w:rPr>
-          <w:spacing w:val="-5"/>
-        </w:rPr>
-        <w:t xml:space="preserve"> </w:t>
-      </w:r>
-      <w:r>
-        <w:t>Paper</w:t>
-      </w:r>
-      <w:r>
-        <w:rPr>
-          <w:spacing w:val="-9"/>
-        </w:rPr>
-        <w:t xml:space="preserve"> </w:t>
-      </w:r>
-      <w:r>
-        <w:t>Writing,</w:t>
-      </w:r>
-      <w:r>
-        <w:rPr>
-          <w:spacing w:val="-49"/>
-        </w:rPr>
-        <w:t xml:space="preserve"> </w:t>
-      </w:r>
-      <w:r>
-        <w:t>Vol.</w:t>
-      </w:r>
-      <w:r>
-        <w:rPr>
-          <w:spacing w:val="-1"/>
-        </w:rPr>
-        <w:t xml:space="preserve"> </w:t>
-      </w:r>
-      <w:r>
-        <w:t>3:</w:t>
-      </w:r>
-      <w:r>
-        <w:rPr>
-          <w:spacing w:val="-1"/>
-        </w:rPr>
-        <w:t xml:space="preserve"> </w:t>
-      </w:r>
-      <w:r>
-        <w:t>23:</w:t>
-      </w:r>
-      <w:r>
-        <w:rPr>
-          <w:spacing w:val="-1"/>
-        </w:rPr>
-        <w:t xml:space="preserve"> </w:t>
-      </w:r>
-      <w:r>
-        <w:t>pp.</w:t>
-      </w:r>
-      <w:r>
-        <w:rPr>
-          <w:spacing w:val="-3"/>
-        </w:rPr>
-        <w:t xml:space="preserve"> </w:t>
-      </w:r>
-      <w:r>
-        <w:t>1-12.</w:t>
-      </w:r>
+      <w:bookmarkStart w:id="0" w:name="_GoBack"/>
+      <w:bookmarkEnd w:id="0"/>
     </w:p>
     <w:p>
       <w:pPr>
         <w:pStyle w:val="4"/>
         <w:spacing w:before="48"/>
         <w:ind w:left="120"/>
-      </w:pPr>
-      <w:r>
-        <w:t>[2]</w:t>
-      </w:r>
-      <w:r>
-        <w:rPr>
-          <w:spacing w:val="-1"/>
-        </w:rPr>
-        <w:t xml:space="preserve"> </w:t>
-      </w:r>
-      <w:r>
-        <w:t>….</w:t>
-      </w:r>
+        <w:rPr>
+          <w:rFonts w:hint="eastAsia"/>
+        </w:rPr>
+      </w:pPr>
+      <w:r>
+        <w:rPr>
+          <w:rFonts w:hint="eastAsia"/>
+        </w:rPr>
+        <w:t>[1]张学工.关于统计学习理论与支持向量机[J].自动化学报,2000,(01):36-46.DOI:10.16383/j.aas.2000.01.005.</w:t>
+      </w:r>
+    </w:p>
+    <w:p>
+      <w:pPr>
+        <w:pStyle w:val="4"/>
+        <w:spacing w:before="48"/>
+        <w:ind w:left="120"/>
+      </w:pPr>
     </w:p>
     <w:sectPr>
       <w:pgSz w:w="11910" w:h="16840"/>
